--- a/Proposal.docx
+++ b/Proposal.docx
@@ -24,65 +24,10 @@
           <w:sz w:val="22"/>
           <w:szCs w:val="22"/>
         </w:rPr>
-        <w:t>COM74</w:t>
-      </w:r>
-      <w:r>
-        <w:rPr>
-          <w:rFonts w:asciiTheme="majorBidi" w:hAnsiTheme="majorBidi"/>
-          <w:b/>
-          <w:bCs/>
-          <w:color w:val="00B0F0"/>
-          <w:sz w:val="22"/>
-          <w:szCs w:val="22"/>
-        </w:rPr>
-        <w:t>8</w:t>
-      </w:r>
-      <w:r>
-        <w:rPr>
-          <w:rFonts w:asciiTheme="majorBidi" w:hAnsiTheme="majorBidi"/>
-          <w:b/>
-          <w:bCs/>
-          <w:color w:val="00B0F0"/>
-          <w:sz w:val="22"/>
-          <w:szCs w:val="22"/>
-        </w:rPr>
-        <w:t xml:space="preserve"> </w:t>
+        <w:t>Project Proposal</w:t>
       </w:r>
       <w:proofErr w:type="gramStart"/>
-      <w:r>
-        <w:rPr>
-          <w:rFonts w:asciiTheme="majorBidi" w:hAnsiTheme="majorBidi"/>
-          <w:b/>
-          <w:bCs/>
-          <w:color w:val="00B0F0"/>
-          <w:sz w:val="22"/>
-          <w:szCs w:val="22"/>
-        </w:rPr>
-        <w:t>Masters</w:t>
-      </w:r>
       <w:proofErr w:type="gramEnd"/>
-      <w:r>
-        <w:rPr>
-          <w:rFonts w:asciiTheme="majorBidi" w:hAnsiTheme="majorBidi"/>
-          <w:b/>
-          <w:bCs/>
-          <w:color w:val="00B0F0"/>
-          <w:sz w:val="22"/>
-          <w:szCs w:val="22"/>
-        </w:rPr>
-        <w:t xml:space="preserve"> Research</w:t>
-      </w:r>
-      <w:r>
-        <w:rPr>
-          <w:rFonts w:asciiTheme="majorBidi" w:hAnsiTheme="majorBidi"/>
-          <w:b/>
-          <w:bCs/>
-          <w:color w:val="00B0F0"/>
-          <w:sz w:val="22"/>
-          <w:szCs w:val="22"/>
-        </w:rPr>
-        <w:t xml:space="preserve"> Project</w:t>
-      </w:r>
     </w:p>
     <w:p>
       <w:pPr>
